--- a/az/discovery-articles/7.4 Elektrik nəqliyyatı.docx
+++ b/az/discovery-articles/7.4 Elektrik nəqliyyatı.docx
@@ -111,7 +111,7 @@
         <w:widowControl/>
       </w:pPr>
       <w:r>
-        <w:t>Elektrik nəqliyyat vasitəsi — ingiliscə «Electric Vehicle», EV — elektrik mühərriki ilə hərəkət edən avtomobil, avtobus və ya başqa vasitədir. Batareyalı modeldə elementlər dəsti enerjini saxlayır, idarəetmə qurğusu isə mühərriki qidalandırır. Hərəkət zamanı benzin yanmır. Səmərəlilik yüksəkdir: adi istilik mühərriki ilə müqayisədə saxlanan enerjinin daha böyük hissəsi hərəkətə çevrilir. Bu vasitə müəyyən mənada təkər üzərində kompüter və batareyadır.</w:t>
+        <w:t xml:space="preserve">Elektrik nəqliyyat vasitəsi elektrik mühərriki ilə hərəkət edən avtomobil, avtobus və ya başqa vasitədir. Batareyalı modeldə elementlər dəsti enerjini saxlayır, idarəetmə qurğusu isə mühərriki qidalandırır. Hərəkət zamanı benzin yanmır. Səmərəlilik yüksəkdir: adi istilik mühərriki ilə müqayisədə saxlanan enerjinin daha böyük hissəsi hərəkətə çevrilir. Bu vasitə müəyyən mənada təkər üzərində kompüter və batareyadır.</w:t>
       </w:r>
     </w:p>
     <w:p>
@@ -120,7 +120,7 @@
         <w:widowControl/>
       </w:pPr>
       <w:r>
-        <w:t>Kim kəşf edib və ya yaradıb</w:t>
+        <w:t xml:space="preserve">Kim yaradıb</w:t>
       </w:r>
     </w:p>
     <w:p>
@@ -217,7 +217,7 @@
         <w:rPr>
           <w:sz w:val="20"/>
         </w:rPr>
-        <w:t>C Qurumların materialları və ensiklopedik mənbələr</w:t>
+        <w:t>Qurumların materialları və ensiklopedik mənbələr</w:t>
       </w:r>
     </w:p>
     <w:p>
@@ -301,7 +301,7 @@
         <w:rPr>
           <w:sz w:val="20"/>
         </w:rPr>
-        <w:t>D Muzey arxiv və kitabxana materialları</w:t>
+        <w:t>Muzey arxiv və kitabxana materialları</w:t>
       </w:r>
     </w:p>
     <w:p>
@@ -337,7 +337,7 @@
         <w:rPr>
           <w:sz w:val="20"/>
         </w:rPr>
-        <w:t>G Kosmik agentliklər laboratoriyalar və elmi təşkilatlar</w:t>
+        <w:t>Kosmik agentliklər laboratoriyalar və elmi təşkilatlar</w:t>
       </w:r>
     </w:p>
     <w:p>
